--- a/Marol GYM.docx
+++ b/Marol GYM.docx
@@ -44,17 +44,57 @@
           <w14:ligatures w14:val="none"/>
         </w:rPr>
       </w:pPr>
-      <w:r>
-        <w:rPr>
-          <w:rFonts w:ascii="Arial" w:eastAsia="Times New Roman" w:hAnsi="Arial" w:cs="Arial"/>
-          <w:color w:val="222222"/>
-          <w:kern w:val="0"/>
-          <w:sz w:val="24"/>
-          <w:szCs w:val="24"/>
-          <w:lang w:val="en-IN" w:eastAsia="en-IN"/>
-          <w14:ligatures w14:val="none"/>
-        </w:rPr>
-        <w:t>Tasleemaat janab </w:t>
+      <w:proofErr w:type="spellStart"/>
+      <w:r>
+        <w:rPr>
+          <w:rFonts w:ascii="Arial" w:eastAsia="Times New Roman" w:hAnsi="Arial" w:cs="Arial"/>
+          <w:color w:val="222222"/>
+          <w:kern w:val="0"/>
+          <w:sz w:val="24"/>
+          <w:szCs w:val="24"/>
+          <w:lang w:val="en-IN" w:eastAsia="en-IN"/>
+          <w14:ligatures w14:val="none"/>
+        </w:rPr>
+        <w:t>Tasleemaat</w:t>
+      </w:r>
+      <w:proofErr w:type="spellEnd"/>
+      <w:r>
+        <w:rPr>
+          <w:rFonts w:ascii="Arial" w:eastAsia="Times New Roman" w:hAnsi="Arial" w:cs="Arial"/>
+          <w:color w:val="222222"/>
+          <w:kern w:val="0"/>
+          <w:sz w:val="24"/>
+          <w:szCs w:val="24"/>
+          <w:lang w:val="en-IN" w:eastAsia="en-IN"/>
+          <w14:ligatures w14:val="none"/>
+        </w:rPr>
+        <w:t xml:space="preserve"> </w:t>
+      </w:r>
+      <w:proofErr w:type="spellStart"/>
+      <w:r>
+        <w:rPr>
+          <w:rFonts w:ascii="Arial" w:eastAsia="Times New Roman" w:hAnsi="Arial" w:cs="Arial"/>
+          <w:color w:val="222222"/>
+          <w:kern w:val="0"/>
+          <w:sz w:val="24"/>
+          <w:szCs w:val="24"/>
+          <w:lang w:val="en-IN" w:eastAsia="en-IN"/>
+          <w14:ligatures w14:val="none"/>
+        </w:rPr>
+        <w:t>janab</w:t>
+      </w:r>
+      <w:proofErr w:type="spellEnd"/>
+      <w:r>
+        <w:rPr>
+          <w:rFonts w:ascii="Arial" w:eastAsia="Times New Roman" w:hAnsi="Arial" w:cs="Arial"/>
+          <w:color w:val="222222"/>
+          <w:kern w:val="0"/>
+          <w:sz w:val="24"/>
+          <w:szCs w:val="24"/>
+          <w:lang w:val="en-IN" w:eastAsia="en-IN"/>
+          <w14:ligatures w14:val="none"/>
+        </w:rPr>
+        <w:t> </w:t>
       </w:r>
     </w:p>
     <w:p>
@@ -82,22 +122,85 @@
           <w14:ligatures w14:val="none"/>
         </w:rPr>
         <w:br/>
-        <w:t xml:space="preserve">Aap kem </w:t>
-      </w:r>
-      <w:proofErr w:type="gramStart"/>
-      <w:r>
-        <w:rPr>
-          <w:rFonts w:ascii="Arial" w:eastAsia="Times New Roman" w:hAnsi="Arial" w:cs="Arial"/>
-          <w:color w:val="222222"/>
-          <w:kern w:val="0"/>
-          <w:sz w:val="24"/>
-          <w:szCs w:val="24"/>
-          <w:lang w:val="en-IN" w:eastAsia="en-IN"/>
-          <w14:ligatures w14:val="none"/>
-        </w:rPr>
-        <w:t>cho ?</w:t>
-      </w:r>
-      <w:proofErr w:type="gramEnd"/>
+      </w:r>
+      <w:proofErr w:type="spellStart"/>
+      <w:r>
+        <w:rPr>
+          <w:rFonts w:ascii="Arial" w:eastAsia="Times New Roman" w:hAnsi="Arial" w:cs="Arial"/>
+          <w:color w:val="222222"/>
+          <w:kern w:val="0"/>
+          <w:sz w:val="24"/>
+          <w:szCs w:val="24"/>
+          <w:lang w:val="en-IN" w:eastAsia="en-IN"/>
+          <w14:ligatures w14:val="none"/>
+        </w:rPr>
+        <w:t>Aap</w:t>
+      </w:r>
+      <w:proofErr w:type="spellEnd"/>
+      <w:r>
+        <w:rPr>
+          <w:rFonts w:ascii="Arial" w:eastAsia="Times New Roman" w:hAnsi="Arial" w:cs="Arial"/>
+          <w:color w:val="222222"/>
+          <w:kern w:val="0"/>
+          <w:sz w:val="24"/>
+          <w:szCs w:val="24"/>
+          <w:lang w:val="en-IN" w:eastAsia="en-IN"/>
+          <w14:ligatures w14:val="none"/>
+        </w:rPr>
+        <w:t xml:space="preserve"> </w:t>
+      </w:r>
+      <w:proofErr w:type="spellStart"/>
+      <w:r>
+        <w:rPr>
+          <w:rFonts w:ascii="Arial" w:eastAsia="Times New Roman" w:hAnsi="Arial" w:cs="Arial"/>
+          <w:color w:val="222222"/>
+          <w:kern w:val="0"/>
+          <w:sz w:val="24"/>
+          <w:szCs w:val="24"/>
+          <w:lang w:val="en-IN" w:eastAsia="en-IN"/>
+          <w14:ligatures w14:val="none"/>
+        </w:rPr>
+        <w:t>kem</w:t>
+      </w:r>
+      <w:proofErr w:type="spellEnd"/>
+      <w:r>
+        <w:rPr>
+          <w:rFonts w:ascii="Arial" w:eastAsia="Times New Roman" w:hAnsi="Arial" w:cs="Arial"/>
+          <w:color w:val="222222"/>
+          <w:kern w:val="0"/>
+          <w:sz w:val="24"/>
+          <w:szCs w:val="24"/>
+          <w:lang w:val="en-IN" w:eastAsia="en-IN"/>
+          <w14:ligatures w14:val="none"/>
+        </w:rPr>
+        <w:t xml:space="preserve"> </w:t>
+      </w:r>
+      <w:proofErr w:type="spellStart"/>
+      <w:r>
+        <w:rPr>
+          <w:rFonts w:ascii="Arial" w:eastAsia="Times New Roman" w:hAnsi="Arial" w:cs="Arial"/>
+          <w:color w:val="222222"/>
+          <w:kern w:val="0"/>
+          <w:sz w:val="24"/>
+          <w:szCs w:val="24"/>
+          <w:lang w:val="en-IN" w:eastAsia="en-IN"/>
+          <w14:ligatures w14:val="none"/>
+        </w:rPr>
+        <w:t>cho</w:t>
+      </w:r>
+      <w:proofErr w:type="spellEnd"/>
+      <w:r>
+        <w:rPr>
+          <w:rFonts w:ascii="Arial" w:eastAsia="Times New Roman" w:hAnsi="Arial" w:cs="Arial"/>
+          <w:color w:val="222222"/>
+          <w:kern w:val="0"/>
+          <w:sz w:val="24"/>
+          <w:szCs w:val="24"/>
+          <w:lang w:val="en-IN" w:eastAsia="en-IN"/>
+          <w14:ligatures w14:val="none"/>
+        </w:rPr>
+        <w:t xml:space="preserve"> ?</w:t>
+      </w:r>
       <w:r>
         <w:rPr>
           <w:rFonts w:ascii="Arial" w:eastAsia="Times New Roman" w:hAnsi="Arial" w:cs="Arial"/>
@@ -109,7 +212,163 @@
           <w14:ligatures w14:val="none"/>
         </w:rPr>
         <w:br/>
-        <w:t> mamluk ye past ek mahina ma Raudat ul ikhwan na tehet GYM - WEBSITE banawi che </w:t>
+        <w:t xml:space="preserve"> mamluk ye past </w:t>
+      </w:r>
+      <w:proofErr w:type="spellStart"/>
+      <w:r>
+        <w:rPr>
+          <w:rFonts w:ascii="Arial" w:eastAsia="Times New Roman" w:hAnsi="Arial" w:cs="Arial"/>
+          <w:color w:val="222222"/>
+          <w:kern w:val="0"/>
+          <w:sz w:val="24"/>
+          <w:szCs w:val="24"/>
+          <w:lang w:val="en-IN" w:eastAsia="en-IN"/>
+          <w14:ligatures w14:val="none"/>
+        </w:rPr>
+        <w:t>ek</w:t>
+      </w:r>
+      <w:proofErr w:type="spellEnd"/>
+      <w:r>
+        <w:rPr>
+          <w:rFonts w:ascii="Arial" w:eastAsia="Times New Roman" w:hAnsi="Arial" w:cs="Arial"/>
+          <w:color w:val="222222"/>
+          <w:kern w:val="0"/>
+          <w:sz w:val="24"/>
+          <w:szCs w:val="24"/>
+          <w:lang w:val="en-IN" w:eastAsia="en-IN"/>
+          <w14:ligatures w14:val="none"/>
+        </w:rPr>
+        <w:t xml:space="preserve"> </w:t>
+      </w:r>
+      <w:proofErr w:type="spellStart"/>
+      <w:r>
+        <w:rPr>
+          <w:rFonts w:ascii="Arial" w:eastAsia="Times New Roman" w:hAnsi="Arial" w:cs="Arial"/>
+          <w:color w:val="222222"/>
+          <w:kern w:val="0"/>
+          <w:sz w:val="24"/>
+          <w:szCs w:val="24"/>
+          <w:lang w:val="en-IN" w:eastAsia="en-IN"/>
+          <w14:ligatures w14:val="none"/>
+        </w:rPr>
+        <w:t>mahina</w:t>
+      </w:r>
+      <w:proofErr w:type="spellEnd"/>
+      <w:r>
+        <w:rPr>
+          <w:rFonts w:ascii="Arial" w:eastAsia="Times New Roman" w:hAnsi="Arial" w:cs="Arial"/>
+          <w:color w:val="222222"/>
+          <w:kern w:val="0"/>
+          <w:sz w:val="24"/>
+          <w:szCs w:val="24"/>
+          <w:lang w:val="en-IN" w:eastAsia="en-IN"/>
+          <w14:ligatures w14:val="none"/>
+        </w:rPr>
+        <w:t xml:space="preserve"> ma Raudat ul </w:t>
+      </w:r>
+      <w:proofErr w:type="spellStart"/>
+      <w:r>
+        <w:rPr>
+          <w:rFonts w:ascii="Arial" w:eastAsia="Times New Roman" w:hAnsi="Arial" w:cs="Arial"/>
+          <w:color w:val="222222"/>
+          <w:kern w:val="0"/>
+          <w:sz w:val="24"/>
+          <w:szCs w:val="24"/>
+          <w:lang w:val="en-IN" w:eastAsia="en-IN"/>
+          <w14:ligatures w14:val="none"/>
+        </w:rPr>
+        <w:t>ikhwan</w:t>
+      </w:r>
+      <w:proofErr w:type="spellEnd"/>
+      <w:r>
+        <w:rPr>
+          <w:rFonts w:ascii="Arial" w:eastAsia="Times New Roman" w:hAnsi="Arial" w:cs="Arial"/>
+          <w:color w:val="222222"/>
+          <w:kern w:val="0"/>
+          <w:sz w:val="24"/>
+          <w:szCs w:val="24"/>
+          <w:lang w:val="en-IN" w:eastAsia="en-IN"/>
+          <w14:ligatures w14:val="none"/>
+        </w:rPr>
+        <w:t xml:space="preserve"> na </w:t>
+      </w:r>
+      <w:proofErr w:type="spellStart"/>
+      <w:r>
+        <w:rPr>
+          <w:rFonts w:ascii="Arial" w:eastAsia="Times New Roman" w:hAnsi="Arial" w:cs="Arial"/>
+          <w:color w:val="222222"/>
+          <w:kern w:val="0"/>
+          <w:sz w:val="24"/>
+          <w:szCs w:val="24"/>
+          <w:lang w:val="en-IN" w:eastAsia="en-IN"/>
+          <w14:ligatures w14:val="none"/>
+        </w:rPr>
+        <w:t>tehet</w:t>
+      </w:r>
+      <w:proofErr w:type="spellEnd"/>
+      <w:r>
+        <w:rPr>
+          <w:rFonts w:ascii="Arial" w:eastAsia="Times New Roman" w:hAnsi="Arial" w:cs="Arial"/>
+          <w:color w:val="222222"/>
+          <w:kern w:val="0"/>
+          <w:sz w:val="24"/>
+          <w:szCs w:val="24"/>
+          <w:lang w:val="en-IN" w:eastAsia="en-IN"/>
+          <w14:ligatures w14:val="none"/>
+        </w:rPr>
+        <w:t xml:space="preserve"> GYM - WEBSITE </w:t>
+      </w:r>
+      <w:proofErr w:type="spellStart"/>
+      <w:r>
+        <w:rPr>
+          <w:rFonts w:ascii="Arial" w:eastAsia="Times New Roman" w:hAnsi="Arial" w:cs="Arial"/>
+          <w:color w:val="222222"/>
+          <w:kern w:val="0"/>
+          <w:sz w:val="24"/>
+          <w:szCs w:val="24"/>
+          <w:lang w:val="en-IN" w:eastAsia="en-IN"/>
+          <w14:ligatures w14:val="none"/>
+        </w:rPr>
+        <w:t>banawi</w:t>
+      </w:r>
+      <w:proofErr w:type="spellEnd"/>
+      <w:r>
+        <w:rPr>
+          <w:rFonts w:ascii="Arial" w:eastAsia="Times New Roman" w:hAnsi="Arial" w:cs="Arial"/>
+          <w:color w:val="222222"/>
+          <w:kern w:val="0"/>
+          <w:sz w:val="24"/>
+          <w:szCs w:val="24"/>
+          <w:lang w:val="en-IN" w:eastAsia="en-IN"/>
+          <w14:ligatures w14:val="none"/>
+        </w:rPr>
+        <w:t xml:space="preserve"> </w:t>
+      </w:r>
+      <w:proofErr w:type="spellStart"/>
+      <w:r>
+        <w:rPr>
+          <w:rFonts w:ascii="Arial" w:eastAsia="Times New Roman" w:hAnsi="Arial" w:cs="Arial"/>
+          <w:color w:val="222222"/>
+          <w:kern w:val="0"/>
+          <w:sz w:val="24"/>
+          <w:szCs w:val="24"/>
+          <w:lang w:val="en-IN" w:eastAsia="en-IN"/>
+          <w14:ligatures w14:val="none"/>
+        </w:rPr>
+        <w:t>che</w:t>
+      </w:r>
+      <w:proofErr w:type="spellEnd"/>
+      <w:r>
+        <w:rPr>
+          <w:rFonts w:ascii="Arial" w:eastAsia="Times New Roman" w:hAnsi="Arial" w:cs="Arial"/>
+          <w:color w:val="222222"/>
+          <w:kern w:val="0"/>
+          <w:sz w:val="24"/>
+          <w:szCs w:val="24"/>
+          <w:lang w:val="en-IN" w:eastAsia="en-IN"/>
+          <w14:ligatures w14:val="none"/>
+        </w:rPr>
+        <w:t> </w:t>
       </w:r>
       <w:r>
         <w:rPr>
@@ -122,8 +381,48 @@
           <w14:ligatures w14:val="none"/>
         </w:rPr>
         <w:br/>
-        <w:t>we can apply for all 4 branches talabat + talebaat</w:t>
-      </w:r>
+        <w:t xml:space="preserve">we can apply for all 4 branches </w:t>
+      </w:r>
+      <w:proofErr w:type="spellStart"/>
+      <w:r>
+        <w:rPr>
+          <w:rFonts w:ascii="Arial" w:eastAsia="Times New Roman" w:hAnsi="Arial" w:cs="Arial"/>
+          <w:color w:val="222222"/>
+          <w:kern w:val="0"/>
+          <w:sz w:val="24"/>
+          <w:szCs w:val="24"/>
+          <w:lang w:val="en-IN" w:eastAsia="en-IN"/>
+          <w14:ligatures w14:val="none"/>
+        </w:rPr>
+        <w:t>talabat</w:t>
+      </w:r>
+      <w:proofErr w:type="spellEnd"/>
+      <w:r>
+        <w:rPr>
+          <w:rFonts w:ascii="Arial" w:eastAsia="Times New Roman" w:hAnsi="Arial" w:cs="Arial"/>
+          <w:color w:val="222222"/>
+          <w:kern w:val="0"/>
+          <w:sz w:val="24"/>
+          <w:szCs w:val="24"/>
+          <w:lang w:val="en-IN" w:eastAsia="en-IN"/>
+          <w14:ligatures w14:val="none"/>
+        </w:rPr>
+        <w:t xml:space="preserve"> + </w:t>
+      </w:r>
+      <w:proofErr w:type="spellStart"/>
+      <w:r>
+        <w:rPr>
+          <w:rFonts w:ascii="Arial" w:eastAsia="Times New Roman" w:hAnsi="Arial" w:cs="Arial"/>
+          <w:color w:val="222222"/>
+          <w:kern w:val="0"/>
+          <w:sz w:val="24"/>
+          <w:szCs w:val="24"/>
+          <w:lang w:val="en-IN" w:eastAsia="en-IN"/>
+          <w14:ligatures w14:val="none"/>
+        </w:rPr>
+        <w:t>talebaat</w:t>
+      </w:r>
+      <w:proofErr w:type="spellEnd"/>
     </w:p>
     <w:p>
       <w:pPr>
@@ -313,8 +612,54 @@
           <w:lang w:val="en-IN" w:eastAsia="en-IN"/>
           <w14:ligatures w14:val="none"/>
         </w:rPr>
-        <w:t>by Khaimat al Riyazat</w:t>
-      </w:r>
+        <w:t xml:space="preserve">by </w:t>
+      </w:r>
+      <w:proofErr w:type="spellStart"/>
+      <w:r>
+        <w:rPr>
+          <w:rFonts w:ascii="Arial" w:eastAsia="Times New Roman" w:hAnsi="Arial" w:cs="Arial"/>
+          <w:i/>
+          <w:iCs/>
+          <w:color w:val="222222"/>
+          <w:kern w:val="0"/>
+          <w:sz w:val="24"/>
+          <w:szCs w:val="24"/>
+          <w:lang w:val="en-IN" w:eastAsia="en-IN"/>
+          <w14:ligatures w14:val="none"/>
+        </w:rPr>
+        <w:t>Khaimat</w:t>
+      </w:r>
+      <w:proofErr w:type="spellEnd"/>
+      <w:r>
+        <w:rPr>
+          <w:rFonts w:ascii="Arial" w:eastAsia="Times New Roman" w:hAnsi="Arial" w:cs="Arial"/>
+          <w:i/>
+          <w:iCs/>
+          <w:color w:val="222222"/>
+          <w:kern w:val="0"/>
+          <w:sz w:val="24"/>
+          <w:szCs w:val="24"/>
+          <w:lang w:val="en-IN" w:eastAsia="en-IN"/>
+          <w14:ligatures w14:val="none"/>
+        </w:rPr>
+        <w:t xml:space="preserve"> al </w:t>
+      </w:r>
+      <w:proofErr w:type="spellStart"/>
+      <w:r>
+        <w:rPr>
+          <w:rFonts w:ascii="Arial" w:eastAsia="Times New Roman" w:hAnsi="Arial" w:cs="Arial"/>
+          <w:i/>
+          <w:iCs/>
+          <w:color w:val="222222"/>
+          <w:kern w:val="0"/>
+          <w:sz w:val="24"/>
+          <w:szCs w:val="24"/>
+          <w:lang w:val="en-IN" w:eastAsia="en-IN"/>
+          <w14:ligatures w14:val="none"/>
+        </w:rPr>
+        <w:t>Riyazat</w:t>
+      </w:r>
+      <w:proofErr w:type="spellEnd"/>
       <w:r>
         <w:rPr>
           <w:rFonts w:ascii="Arial" w:eastAsia="Times New Roman" w:hAnsi="Arial" w:cs="Arial"/>
@@ -776,7 +1121,33 @@
           <w:lang w:val="en-IN" w:eastAsia="en-IN"/>
           <w14:ligatures w14:val="none"/>
         </w:rPr>
-        <w:t>laheri72/ajsm-gym</w:t>
+        <w:t>laheri72/</w:t>
+      </w:r>
+      <w:proofErr w:type="spellStart"/>
+      <w:r>
+        <w:rPr>
+          <w:rFonts w:ascii="Courier New" w:eastAsia="Times New Roman" w:hAnsi="Courier New" w:cs="Courier New"/>
+          <w:color w:val="222222"/>
+          <w:kern w:val="0"/>
+          <w:sz w:val="20"/>
+          <w:szCs w:val="20"/>
+          <w:lang w:val="en-IN" w:eastAsia="en-IN"/>
+          <w14:ligatures w14:val="none"/>
+        </w:rPr>
+        <w:t>ajsm</w:t>
+      </w:r>
+      <w:proofErr w:type="spellEnd"/>
+      <w:r>
+        <w:rPr>
+          <w:rFonts w:ascii="Courier New" w:eastAsia="Times New Roman" w:hAnsi="Courier New" w:cs="Courier New"/>
+          <w:color w:val="222222"/>
+          <w:kern w:val="0"/>
+          <w:sz w:val="20"/>
+          <w:szCs w:val="20"/>
+          <w:lang w:val="en-IN" w:eastAsia="en-IN"/>
+          <w14:ligatures w14:val="none"/>
+        </w:rPr>
+        <w:t>-gym</w:t>
       </w:r>
       <w:r>
         <w:rPr>
@@ -828,6 +1199,7 @@
         </w:rPr>
         <w:br/>
       </w:r>
+      <w:proofErr w:type="spellStart"/>
       <w:r>
         <w:rPr>
           <w:rFonts w:ascii="Arial" w:eastAsia="Times New Roman" w:hAnsi="Arial" w:cs="Arial"/>
@@ -839,7 +1211,21 @@
           <w:lang w:val="en-IN" w:eastAsia="en-IN"/>
           <w14:ligatures w14:val="none"/>
         </w:rPr>
-        <w:t>Somee server : </w:t>
+        <w:t>Somee</w:t>
+      </w:r>
+      <w:proofErr w:type="spellEnd"/>
+      <w:r>
+        <w:rPr>
+          <w:rFonts w:ascii="Arial" w:eastAsia="Times New Roman" w:hAnsi="Arial" w:cs="Arial"/>
+          <w:color w:val="222222"/>
+          <w:kern w:val="0"/>
+          <w:sz w:val="24"/>
+          <w:szCs w:val="24"/>
+          <w:shd w:val="clear" w:color="auto" w:fill="FFFF00"/>
+          <w:lang w:val="en-IN" w:eastAsia="en-IN"/>
+          <w14:ligatures w14:val="none"/>
+        </w:rPr>
+        <w:t xml:space="preserve"> server : </w:t>
       </w:r>
       <w:r>
         <w:rPr>
@@ -852,8 +1238,23 @@
           <w:lang w:val="en-IN" w:eastAsia="en-IN"/>
           <w14:ligatures w14:val="none"/>
         </w:rPr>
-        <w:t>database: fittracker</w:t>
-      </w:r>
+        <w:t xml:space="preserve">database: </w:t>
+      </w:r>
+      <w:proofErr w:type="spellStart"/>
+      <w:r>
+        <w:rPr>
+          <w:rFonts w:ascii="Segoe UI" w:eastAsia="Times New Roman" w:hAnsi="Segoe UI" w:cs="Segoe UI"/>
+          <w:color w:val="333333"/>
+          <w:kern w:val="0"/>
+          <w:sz w:val="23"/>
+          <w:szCs w:val="23"/>
+          <w:shd w:val="clear" w:color="auto" w:fill="FFFF00"/>
+          <w:lang w:val="en-IN" w:eastAsia="en-IN"/>
+          <w14:ligatures w14:val="none"/>
+        </w:rPr>
+        <w:t>fittracker</w:t>
+      </w:r>
+      <w:proofErr w:type="spellEnd"/>
       <w:r>
         <w:rPr>
           <w:rFonts w:ascii="Segoe UI" w:eastAsia="Times New Roman" w:hAnsi="Segoe UI" w:cs="Segoe UI"/>
@@ -1118,7 +1519,137 @@
           <w14:ligatures w14:val="none"/>
         </w:rPr>
         <w:tab/>
-        <w:t>workstation id=fittracker.mssql.somee.com;packet size=4096;user id=idris5687;pwd=idris5253;data source=fittracker.mssql.somee.com;persist security info=False;initial catalog=fittracker;TrustServerCertificate=True</w:t>
+        <w:t>workstation id=</w:t>
+      </w:r>
+      <w:proofErr w:type="spellStart"/>
+      <w:r>
+        <w:rPr>
+          <w:rFonts w:ascii="Arial" w:eastAsia="Times New Roman" w:hAnsi="Arial" w:cs="Arial"/>
+          <w:color w:val="222222"/>
+          <w:kern w:val="0"/>
+          <w:sz w:val="24"/>
+          <w:szCs w:val="24"/>
+          <w:lang w:val="en-IN" w:eastAsia="en-IN"/>
+          <w14:ligatures w14:val="none"/>
+        </w:rPr>
+        <w:t>fittracker.mssql.somee.com;packet</w:t>
+      </w:r>
+      <w:proofErr w:type="spellEnd"/>
+      <w:r>
+        <w:rPr>
+          <w:rFonts w:ascii="Arial" w:eastAsia="Times New Roman" w:hAnsi="Arial" w:cs="Arial"/>
+          <w:color w:val="222222"/>
+          <w:kern w:val="0"/>
+          <w:sz w:val="24"/>
+          <w:szCs w:val="24"/>
+          <w:lang w:val="en-IN" w:eastAsia="en-IN"/>
+          <w14:ligatures w14:val="none"/>
+        </w:rPr>
+        <w:t xml:space="preserve"> size=4096;user id=idris5687;pwd=idris5253;data source=</w:t>
+      </w:r>
+      <w:proofErr w:type="spellStart"/>
+      <w:r>
+        <w:rPr>
+          <w:rFonts w:ascii="Arial" w:eastAsia="Times New Roman" w:hAnsi="Arial" w:cs="Arial"/>
+          <w:color w:val="222222"/>
+          <w:kern w:val="0"/>
+          <w:sz w:val="24"/>
+          <w:szCs w:val="24"/>
+          <w:lang w:val="en-IN" w:eastAsia="en-IN"/>
+          <w14:ligatures w14:val="none"/>
+        </w:rPr>
+        <w:t>fittracker.mssql.somee.com;persist</w:t>
+      </w:r>
+      <w:proofErr w:type="spellEnd"/>
+      <w:r>
+        <w:rPr>
+          <w:rFonts w:ascii="Arial" w:eastAsia="Times New Roman" w:hAnsi="Arial" w:cs="Arial"/>
+          <w:color w:val="222222"/>
+          <w:kern w:val="0"/>
+          <w:sz w:val="24"/>
+          <w:szCs w:val="24"/>
+          <w:lang w:val="en-IN" w:eastAsia="en-IN"/>
+          <w14:ligatures w14:val="none"/>
+        </w:rPr>
+        <w:t xml:space="preserve"> security info=</w:t>
+      </w:r>
+      <w:proofErr w:type="spellStart"/>
+      <w:r>
+        <w:rPr>
+          <w:rFonts w:ascii="Arial" w:eastAsia="Times New Roman" w:hAnsi="Arial" w:cs="Arial"/>
+          <w:color w:val="222222"/>
+          <w:kern w:val="0"/>
+          <w:sz w:val="24"/>
+          <w:szCs w:val="24"/>
+          <w:lang w:val="en-IN" w:eastAsia="en-IN"/>
+          <w14:ligatures w14:val="none"/>
+        </w:rPr>
+        <w:t>False;initial</w:t>
+      </w:r>
+      <w:proofErr w:type="spellEnd"/>
+      <w:r>
+        <w:rPr>
+          <w:rFonts w:ascii="Arial" w:eastAsia="Times New Roman" w:hAnsi="Arial" w:cs="Arial"/>
+          <w:color w:val="222222"/>
+          <w:kern w:val="0"/>
+          <w:sz w:val="24"/>
+          <w:szCs w:val="24"/>
+          <w:lang w:val="en-IN" w:eastAsia="en-IN"/>
+          <w14:ligatures w14:val="none"/>
+        </w:rPr>
+        <w:t xml:space="preserve"> </w:t>
+      </w:r>
+      <w:proofErr w:type="spellStart"/>
+      <w:r>
+        <w:rPr>
+          <w:rFonts w:ascii="Arial" w:eastAsia="Times New Roman" w:hAnsi="Arial" w:cs="Arial"/>
+          <w:color w:val="222222"/>
+          <w:kern w:val="0"/>
+          <w:sz w:val="24"/>
+          <w:szCs w:val="24"/>
+          <w:lang w:val="en-IN" w:eastAsia="en-IN"/>
+          <w14:ligatures w14:val="none"/>
+        </w:rPr>
+        <w:t>catalog</w:t>
+      </w:r>
+      <w:proofErr w:type="spellEnd"/>
+      <w:r>
+        <w:rPr>
+          <w:rFonts w:ascii="Arial" w:eastAsia="Times New Roman" w:hAnsi="Arial" w:cs="Arial"/>
+          <w:color w:val="222222"/>
+          <w:kern w:val="0"/>
+          <w:sz w:val="24"/>
+          <w:szCs w:val="24"/>
+          <w:lang w:val="en-IN" w:eastAsia="en-IN"/>
+          <w14:ligatures w14:val="none"/>
+        </w:rPr>
+        <w:t>=</w:t>
+      </w:r>
+      <w:proofErr w:type="spellStart"/>
+      <w:r>
+        <w:rPr>
+          <w:rFonts w:ascii="Arial" w:eastAsia="Times New Roman" w:hAnsi="Arial" w:cs="Arial"/>
+          <w:color w:val="222222"/>
+          <w:kern w:val="0"/>
+          <w:sz w:val="24"/>
+          <w:szCs w:val="24"/>
+          <w:lang w:val="en-IN" w:eastAsia="en-IN"/>
+          <w14:ligatures w14:val="none"/>
+        </w:rPr>
+        <w:t>fittracker;TrustServerCertificate</w:t>
+      </w:r>
+      <w:proofErr w:type="spellEnd"/>
+      <w:r>
+        <w:rPr>
+          <w:rFonts w:ascii="Arial" w:eastAsia="Times New Roman" w:hAnsi="Arial" w:cs="Arial"/>
+          <w:color w:val="222222"/>
+          <w:kern w:val="0"/>
+          <w:sz w:val="24"/>
+          <w:szCs w:val="24"/>
+          <w:lang w:val="en-IN" w:eastAsia="en-IN"/>
+          <w14:ligatures w14:val="none"/>
+        </w:rPr>
+        <w:t>=True</w:t>
       </w:r>
       <w:r>
         <w:rPr>
@@ -1352,6 +1883,7 @@
         </w:rPr>
         <w:t>Login: </w:t>
       </w:r>
+      <w:proofErr w:type="spellStart"/>
       <w:r>
         <w:rPr>
           <w:rFonts w:ascii="Courier New" w:eastAsia="Times New Roman" w:hAnsi="Courier New" w:cs="Courier New"/>
@@ -1364,6 +1896,7 @@
         </w:rPr>
         <w:t>StaffMarol</w:t>
       </w:r>
+      <w:proofErr w:type="spellEnd"/>
       <w:r>
         <w:rPr>
           <w:rFonts w:ascii="Arial" w:eastAsia="Times New Roman" w:hAnsi="Arial" w:cs="Arial"/>
@@ -1628,6 +2161,7 @@
         </w:rPr>
         <w:t>Login: </w:t>
       </w:r>
+      <w:proofErr w:type="spellStart"/>
       <w:r>
         <w:rPr>
           <w:rFonts w:ascii="Courier New" w:eastAsia="Times New Roman" w:hAnsi="Courier New" w:cs="Courier New"/>
@@ -1640,6 +2174,7 @@
         </w:rPr>
         <w:t>TrainerMarol</w:t>
       </w:r>
+      <w:proofErr w:type="spellEnd"/>
       <w:r>
         <w:rPr>
           <w:rFonts w:ascii="Arial" w:eastAsia="Times New Roman" w:hAnsi="Arial" w:cs="Arial"/>
@@ -2238,7 +2773,59 @@
           <w:lang w:val="en-IN" w:eastAsia="en-IN"/>
           <w14:ligatures w14:val="none"/>
         </w:rPr>
-        <w:t>Conduct &amp; log multiple fitness tests (by Khaimat al Riyazat)</w:t>
+        <w:t xml:space="preserve">Conduct &amp; log multiple fitness tests (by </w:t>
+      </w:r>
+      <w:proofErr w:type="spellStart"/>
+      <w:r>
+        <w:rPr>
+          <w:rFonts w:ascii="Arial" w:eastAsia="Times New Roman" w:hAnsi="Arial" w:cs="Arial"/>
+          <w:color w:val="222222"/>
+          <w:kern w:val="0"/>
+          <w:sz w:val="24"/>
+          <w:szCs w:val="24"/>
+          <w:lang w:val="en-IN" w:eastAsia="en-IN"/>
+          <w14:ligatures w14:val="none"/>
+        </w:rPr>
+        <w:t>Khaimat</w:t>
+      </w:r>
+      <w:proofErr w:type="spellEnd"/>
+      <w:r>
+        <w:rPr>
+          <w:rFonts w:ascii="Arial" w:eastAsia="Times New Roman" w:hAnsi="Arial" w:cs="Arial"/>
+          <w:color w:val="222222"/>
+          <w:kern w:val="0"/>
+          <w:sz w:val="24"/>
+          <w:szCs w:val="24"/>
+          <w:lang w:val="en-IN" w:eastAsia="en-IN"/>
+          <w14:ligatures w14:val="none"/>
+        </w:rPr>
+        <w:t xml:space="preserve"> al </w:t>
+      </w:r>
+      <w:proofErr w:type="spellStart"/>
+      <w:r>
+        <w:rPr>
+          <w:rFonts w:ascii="Arial" w:eastAsia="Times New Roman" w:hAnsi="Arial" w:cs="Arial"/>
+          <w:color w:val="222222"/>
+          <w:kern w:val="0"/>
+          <w:sz w:val="24"/>
+          <w:szCs w:val="24"/>
+          <w:lang w:val="en-IN" w:eastAsia="en-IN"/>
+          <w14:ligatures w14:val="none"/>
+        </w:rPr>
+        <w:t>Riyazat</w:t>
+      </w:r>
+      <w:proofErr w:type="spellEnd"/>
+      <w:r>
+        <w:rPr>
+          <w:rFonts w:ascii="Arial" w:eastAsia="Times New Roman" w:hAnsi="Arial" w:cs="Arial"/>
+          <w:color w:val="222222"/>
+          <w:kern w:val="0"/>
+          <w:sz w:val="24"/>
+          <w:szCs w:val="24"/>
+          <w:lang w:val="en-IN" w:eastAsia="en-IN"/>
+          <w14:ligatures w14:val="none"/>
+        </w:rPr>
+        <w:t>)</w:t>
       </w:r>
     </w:p>
     <w:p>
@@ -2472,7 +3059,6 @@
           <w14:ligatures w14:val="none"/>
         </w:rPr>
       </w:pPr>
-      <w:proofErr w:type="gramStart"/>
       <w:r>
         <w:rPr>
           <w:rFonts w:ascii="Times New Roman" w:eastAsia="Times New Roman" w:hAnsi="Times New Roman" w:cs="Times New Roman"/>
@@ -2485,7 +3071,6 @@
         </w:rPr>
         <w:t>SQL ,</w:t>
       </w:r>
-      <w:proofErr w:type="gramEnd"/>
     </w:p>
     <w:p>
       <w:pPr>
@@ -2515,9 +3100,9 @@
           <w:lang w:val="en-IN" w:eastAsia="en-IN"/>
           <w14:ligatures w14:val="none"/>
         </w:rPr>
-        <w:t> .js Libs (Quill.js</w:t>
-      </w:r>
-      <w:proofErr w:type="gramStart"/>
+        <w:t> .</w:t>
+      </w:r>
+      <w:proofErr w:type="spellStart"/>
       <w:r>
         <w:rPr>
           <w:rFonts w:ascii="Times New Roman" w:eastAsia="Times New Roman" w:hAnsi="Times New Roman" w:cs="Times New Roman"/>
@@ -2528,9 +3113,9 @@
           <w:lang w:val="en-IN" w:eastAsia="en-IN"/>
           <w14:ligatures w14:val="none"/>
         </w:rPr>
-        <w:t>) ,</w:t>
-      </w:r>
-      <w:proofErr w:type="gramEnd"/>
+        <w:t>js</w:t>
+      </w:r>
+      <w:proofErr w:type="spellEnd"/>
       <w:r>
         <w:rPr>
           <w:rFonts w:ascii="Times New Roman" w:eastAsia="Times New Roman" w:hAnsi="Times New Roman" w:cs="Times New Roman"/>
@@ -2541,7 +3126,7 @@
           <w:lang w:val="en-IN" w:eastAsia="en-IN"/>
           <w14:ligatures w14:val="none"/>
         </w:rPr>
-        <w:t> </w:t>
+        <w:t xml:space="preserve"> Libs (Quill.js) , </w:t>
       </w:r>
     </w:p>
     <w:p>
@@ -2804,17 +3389,57 @@
           <w14:ligatures w14:val="none"/>
         </w:rPr>
       </w:pPr>
-      <w:r>
-        <w:rPr>
-          <w:rFonts w:ascii="Arial" w:eastAsia="Times New Roman" w:hAnsi="Arial" w:cs="Arial"/>
-          <w:color w:val="222222"/>
-          <w:kern w:val="0"/>
-          <w:sz w:val="24"/>
-          <w:szCs w:val="24"/>
-          <w:lang w:val="en-IN" w:eastAsia="en-IN"/>
-          <w14:ligatures w14:val="none"/>
-        </w:rPr>
-        <w:t>Janab, I request your noble review of this project. Kindly share your thoughts and suggest areas of improvement — technically, functionally, or in user experience — so I may refine it further. I have kept in mind the cross-branch structure as per AVIT Marol (Janab Taher bhai)'s instruction. Hence, </w:t>
+      <w:proofErr w:type="spellStart"/>
+      <w:r>
+        <w:rPr>
+          <w:rFonts w:ascii="Arial" w:eastAsia="Times New Roman" w:hAnsi="Arial" w:cs="Arial"/>
+          <w:color w:val="222222"/>
+          <w:kern w:val="0"/>
+          <w:sz w:val="24"/>
+          <w:szCs w:val="24"/>
+          <w:lang w:val="en-IN" w:eastAsia="en-IN"/>
+          <w14:ligatures w14:val="none"/>
+        </w:rPr>
+        <w:t>Janab</w:t>
+      </w:r>
+      <w:proofErr w:type="spellEnd"/>
+      <w:r>
+        <w:rPr>
+          <w:rFonts w:ascii="Arial" w:eastAsia="Times New Roman" w:hAnsi="Arial" w:cs="Arial"/>
+          <w:color w:val="222222"/>
+          <w:kern w:val="0"/>
+          <w:sz w:val="24"/>
+          <w:szCs w:val="24"/>
+          <w:lang w:val="en-IN" w:eastAsia="en-IN"/>
+          <w14:ligatures w14:val="none"/>
+        </w:rPr>
+        <w:t>, I request your noble review of this project. Kindly share your thoughts and suggest areas of improvement — technically, functionally, or in user experience — so I may refine it further. I have kept in mind the cross-branch structure as per AVIT Marol (</w:t>
+      </w:r>
+      <w:proofErr w:type="spellStart"/>
+      <w:r>
+        <w:rPr>
+          <w:rFonts w:ascii="Arial" w:eastAsia="Times New Roman" w:hAnsi="Arial" w:cs="Arial"/>
+          <w:color w:val="222222"/>
+          <w:kern w:val="0"/>
+          <w:sz w:val="24"/>
+          <w:szCs w:val="24"/>
+          <w:lang w:val="en-IN" w:eastAsia="en-IN"/>
+          <w14:ligatures w14:val="none"/>
+        </w:rPr>
+        <w:t>Janab</w:t>
+      </w:r>
+      <w:proofErr w:type="spellEnd"/>
+      <w:r>
+        <w:rPr>
+          <w:rFonts w:ascii="Arial" w:eastAsia="Times New Roman" w:hAnsi="Arial" w:cs="Arial"/>
+          <w:color w:val="222222"/>
+          <w:kern w:val="0"/>
+          <w:sz w:val="24"/>
+          <w:szCs w:val="24"/>
+          <w:lang w:val="en-IN" w:eastAsia="en-IN"/>
+          <w14:ligatures w14:val="none"/>
+        </w:rPr>
+        <w:t xml:space="preserve"> Taher bhai)'s instruction. Hence, </w:t>
       </w:r>
       <w:r>
         <w:rPr>
@@ -2948,6 +3573,7 @@
         </w:rPr>
         <w:t> in the direction of merging health, fitness, and technology at our Al-Jamea. I remain in need of </w:t>
       </w:r>
+      <w:proofErr w:type="spellStart"/>
       <w:r>
         <w:rPr>
           <w:rFonts w:ascii="Arial" w:eastAsia="Times New Roman" w:hAnsi="Arial" w:cs="Arial"/>
@@ -2960,8 +3586,39 @@
           <w:lang w:val="en-IN" w:eastAsia="en-IN"/>
           <w14:ligatures w14:val="none"/>
         </w:rPr>
-        <w:t>du’a mubarak</w:t>
-      </w:r>
+        <w:t>du’a</w:t>
+      </w:r>
+      <w:proofErr w:type="spellEnd"/>
+      <w:r>
+        <w:rPr>
+          <w:rFonts w:ascii="Arial" w:eastAsia="Times New Roman" w:hAnsi="Arial" w:cs="Arial"/>
+          <w:b/>
+          <w:bCs/>
+          <w:color w:val="222222"/>
+          <w:kern w:val="0"/>
+          <w:sz w:val="24"/>
+          <w:szCs w:val="24"/>
+          <w:lang w:val="en-IN" w:eastAsia="en-IN"/>
+          <w14:ligatures w14:val="none"/>
+        </w:rPr>
+        <w:t xml:space="preserve"> </w:t>
+      </w:r>
+      <w:proofErr w:type="spellStart"/>
+      <w:r>
+        <w:rPr>
+          <w:rFonts w:ascii="Arial" w:eastAsia="Times New Roman" w:hAnsi="Arial" w:cs="Arial"/>
+          <w:b/>
+          <w:bCs/>
+          <w:color w:val="222222"/>
+          <w:kern w:val="0"/>
+          <w:sz w:val="24"/>
+          <w:szCs w:val="24"/>
+          <w:lang w:val="en-IN" w:eastAsia="en-IN"/>
+          <w14:ligatures w14:val="none"/>
+        </w:rPr>
+        <w:t>mubarak</w:t>
+      </w:r>
+      <w:proofErr w:type="spellEnd"/>
       <w:r>
         <w:rPr>
           <w:rFonts w:ascii="Arial" w:eastAsia="Times New Roman" w:hAnsi="Arial" w:cs="Arial"/>
@@ -2974,6 +3631,7 @@
         </w:rPr>
         <w:t>, guidance, and support from </w:t>
       </w:r>
+      <w:proofErr w:type="spellStart"/>
       <w:r>
         <w:rPr>
           <w:rFonts w:ascii="Arial" w:eastAsia="Times New Roman" w:hAnsi="Arial" w:cs="Arial"/>
@@ -2988,6 +3646,7 @@
         </w:rPr>
         <w:t>Talabat</w:t>
       </w:r>
+      <w:proofErr w:type="spellEnd"/>
       <w:r>
         <w:rPr>
           <w:rFonts w:ascii="Arial" w:eastAsia="Times New Roman" w:hAnsi="Arial" w:cs="Arial"/>
@@ -3000,6 +3659,7 @@
         </w:rPr>
         <w:t> and </w:t>
       </w:r>
+      <w:proofErr w:type="spellStart"/>
       <w:r>
         <w:rPr>
           <w:rFonts w:ascii="Arial" w:eastAsia="Times New Roman" w:hAnsi="Arial" w:cs="Arial"/>
@@ -3012,8 +3672,39 @@
           <w:lang w:val="en-IN" w:eastAsia="en-IN"/>
           <w14:ligatures w14:val="none"/>
         </w:rPr>
-        <w:t>Asaatiza Kiram</w:t>
-      </w:r>
+        <w:t>Asaatiza</w:t>
+      </w:r>
+      <w:proofErr w:type="spellEnd"/>
+      <w:r>
+        <w:rPr>
+          <w:rFonts w:ascii="Arial" w:eastAsia="Times New Roman" w:hAnsi="Arial" w:cs="Arial"/>
+          <w:i/>
+          <w:iCs/>
+          <w:color w:val="222222"/>
+          <w:kern w:val="0"/>
+          <w:sz w:val="24"/>
+          <w:szCs w:val="24"/>
+          <w:lang w:val="en-IN" w:eastAsia="en-IN"/>
+          <w14:ligatures w14:val="none"/>
+        </w:rPr>
+        <w:t xml:space="preserve"> </w:t>
+      </w:r>
+      <w:proofErr w:type="spellStart"/>
+      <w:r>
+        <w:rPr>
+          <w:rFonts w:ascii="Arial" w:eastAsia="Times New Roman" w:hAnsi="Arial" w:cs="Arial"/>
+          <w:i/>
+          <w:iCs/>
+          <w:color w:val="222222"/>
+          <w:kern w:val="0"/>
+          <w:sz w:val="24"/>
+          <w:szCs w:val="24"/>
+          <w:lang w:val="en-IN" w:eastAsia="en-IN"/>
+          <w14:ligatures w14:val="none"/>
+        </w:rPr>
+        <w:t>Kiram</w:t>
+      </w:r>
+      <w:proofErr w:type="spellEnd"/>
       <w:r>
         <w:rPr>
           <w:rFonts w:ascii="Arial" w:eastAsia="Times New Roman" w:hAnsi="Arial" w:cs="Arial"/>
@@ -3041,6 +3732,7 @@
           <w14:ligatures w14:val="none"/>
         </w:rPr>
       </w:pPr>
+      <w:proofErr w:type="spellStart"/>
       <w:r>
         <w:rPr>
           <w:rFonts w:ascii="Arial" w:eastAsia="Times New Roman" w:hAnsi="Arial" w:cs="Arial"/>
@@ -3053,59 +3745,9 @@
           <w:lang w:val="en-IN" w:eastAsia="en-IN"/>
           <w14:ligatures w14:val="none"/>
         </w:rPr>
-        <w:t>Shukran Jazeelan</w:t>
-      </w:r>
-      <w:r>
-        <w:rPr>
-          <w:rFonts w:ascii="Arial" w:eastAsia="Times New Roman" w:hAnsi="Arial" w:cs="Arial"/>
-          <w:color w:val="222222"/>
-          <w:kern w:val="0"/>
-          <w:sz w:val="24"/>
-          <w:szCs w:val="24"/>
-          <w:lang w:val="en-IN" w:eastAsia="en-IN"/>
-          <w14:ligatures w14:val="none"/>
-        </w:rPr>
-        <w:t> for your time and consideration.</w:t>
-      </w:r>
-    </w:p>
-    <w:p>
-      <w:pPr>
-        <w:shd w:val="clear" w:color="auto" w:fill="FFFFFF"/>
-        <w:spacing w:before="100" w:beforeAutospacing="1" w:after="100" w:afterAutospacing="1" w:line="240" w:lineRule="auto"/>
-        <w:rPr>
-          <w:rFonts w:ascii="Arial" w:eastAsia="Times New Roman" w:hAnsi="Arial" w:cs="Arial"/>
-          <w:color w:val="222222"/>
-          <w:kern w:val="0"/>
-          <w:sz w:val="24"/>
-          <w:szCs w:val="24"/>
-          <w:lang w:val="en-IN" w:eastAsia="en-IN"/>
-          <w14:ligatures w14:val="none"/>
-        </w:rPr>
-      </w:pPr>
-      <w:r>
-        <w:rPr>
-          <w:rFonts w:ascii="Arial" w:eastAsia="Times New Roman" w:hAnsi="Arial" w:cs="Arial"/>
-          <w:color w:val="222222"/>
-          <w:kern w:val="0"/>
-          <w:sz w:val="24"/>
-          <w:szCs w:val="24"/>
-          <w:lang w:val="en-IN" w:eastAsia="en-IN"/>
-          <w14:ligatures w14:val="none"/>
-        </w:rPr>
-        <w:t>Warm regards,</w:t>
-      </w:r>
-      <w:r>
-        <w:rPr>
-          <w:rFonts w:ascii="Arial" w:eastAsia="Times New Roman" w:hAnsi="Arial" w:cs="Arial"/>
-          <w:color w:val="222222"/>
-          <w:kern w:val="0"/>
-          <w:sz w:val="24"/>
-          <w:szCs w:val="24"/>
-          <w:lang w:val="en-IN" w:eastAsia="en-IN"/>
-          <w14:ligatures w14:val="none"/>
-        </w:rPr>
-        <w:br/>
-      </w:r>
+        <w:t>Shukran</w:t>
+      </w:r>
+      <w:proofErr w:type="spellEnd"/>
       <w:r>
         <w:rPr>
           <w:rFonts w:ascii="Arial" w:eastAsia="Times New Roman" w:hAnsi="Arial" w:cs="Arial"/>
@@ -3118,7 +3760,118 @@
           <w:lang w:val="en-IN" w:eastAsia="en-IN"/>
           <w14:ligatures w14:val="none"/>
         </w:rPr>
-        <w:t>Mamluk syenda TUS</w:t>
+        <w:t xml:space="preserve"> </w:t>
+      </w:r>
+      <w:proofErr w:type="spellStart"/>
+      <w:r>
+        <w:rPr>
+          <w:rFonts w:ascii="Arial" w:eastAsia="Times New Roman" w:hAnsi="Arial" w:cs="Arial"/>
+          <w:b/>
+          <w:bCs/>
+          <w:color w:val="222222"/>
+          <w:kern w:val="0"/>
+          <w:sz w:val="24"/>
+          <w:szCs w:val="24"/>
+          <w:lang w:val="en-IN" w:eastAsia="en-IN"/>
+          <w14:ligatures w14:val="none"/>
+        </w:rPr>
+        <w:t>Jazeelan</w:t>
+      </w:r>
+      <w:proofErr w:type="spellEnd"/>
+      <w:r>
+        <w:rPr>
+          <w:rFonts w:ascii="Arial" w:eastAsia="Times New Roman" w:hAnsi="Arial" w:cs="Arial"/>
+          <w:color w:val="222222"/>
+          <w:kern w:val="0"/>
+          <w:sz w:val="24"/>
+          <w:szCs w:val="24"/>
+          <w:lang w:val="en-IN" w:eastAsia="en-IN"/>
+          <w14:ligatures w14:val="none"/>
+        </w:rPr>
+        <w:t> for your time and consideration.</w:t>
+      </w:r>
+    </w:p>
+    <w:p>
+      <w:pPr>
+        <w:shd w:val="clear" w:color="auto" w:fill="FFFFFF"/>
+        <w:spacing w:before="100" w:beforeAutospacing="1" w:after="100" w:afterAutospacing="1" w:line="240" w:lineRule="auto"/>
+        <w:rPr>
+          <w:rFonts w:ascii="Arial" w:eastAsia="Times New Roman" w:hAnsi="Arial" w:cs="Arial"/>
+          <w:color w:val="222222"/>
+          <w:kern w:val="0"/>
+          <w:sz w:val="24"/>
+          <w:szCs w:val="24"/>
+          <w:lang w:val="en-IN" w:eastAsia="en-IN"/>
+          <w14:ligatures w14:val="none"/>
+        </w:rPr>
+      </w:pPr>
+      <w:r>
+        <w:rPr>
+          <w:rFonts w:ascii="Arial" w:eastAsia="Times New Roman" w:hAnsi="Arial" w:cs="Arial"/>
+          <w:color w:val="222222"/>
+          <w:kern w:val="0"/>
+          <w:sz w:val="24"/>
+          <w:szCs w:val="24"/>
+          <w:lang w:val="en-IN" w:eastAsia="en-IN"/>
+          <w14:ligatures w14:val="none"/>
+        </w:rPr>
+        <w:t>Warm regards,</w:t>
+      </w:r>
+      <w:r>
+        <w:rPr>
+          <w:rFonts w:ascii="Arial" w:eastAsia="Times New Roman" w:hAnsi="Arial" w:cs="Arial"/>
+          <w:color w:val="222222"/>
+          <w:kern w:val="0"/>
+          <w:sz w:val="24"/>
+          <w:szCs w:val="24"/>
+          <w:lang w:val="en-IN" w:eastAsia="en-IN"/>
+          <w14:ligatures w14:val="none"/>
+        </w:rPr>
+        <w:br/>
+      </w:r>
+      <w:r>
+        <w:rPr>
+          <w:rFonts w:ascii="Arial" w:eastAsia="Times New Roman" w:hAnsi="Arial" w:cs="Arial"/>
+          <w:b/>
+          <w:bCs/>
+          <w:color w:val="222222"/>
+          <w:kern w:val="0"/>
+          <w:sz w:val="24"/>
+          <w:szCs w:val="24"/>
+          <w:lang w:val="en-IN" w:eastAsia="en-IN"/>
+          <w14:ligatures w14:val="none"/>
+        </w:rPr>
+        <w:t xml:space="preserve">Mamluk </w:t>
+      </w:r>
+      <w:proofErr w:type="spellStart"/>
+      <w:r>
+        <w:rPr>
+          <w:rFonts w:ascii="Arial" w:eastAsia="Times New Roman" w:hAnsi="Arial" w:cs="Arial"/>
+          <w:b/>
+          <w:bCs/>
+          <w:color w:val="222222"/>
+          <w:kern w:val="0"/>
+          <w:sz w:val="24"/>
+          <w:szCs w:val="24"/>
+          <w:lang w:val="en-IN" w:eastAsia="en-IN"/>
+          <w14:ligatures w14:val="none"/>
+        </w:rPr>
+        <w:t>syenda</w:t>
+      </w:r>
+      <w:proofErr w:type="spellEnd"/>
+      <w:r>
+        <w:rPr>
+          <w:rFonts w:ascii="Arial" w:eastAsia="Times New Roman" w:hAnsi="Arial" w:cs="Arial"/>
+          <w:b/>
+          <w:bCs/>
+          <w:color w:val="222222"/>
+          <w:kern w:val="0"/>
+          <w:sz w:val="24"/>
+          <w:szCs w:val="24"/>
+          <w:lang w:val="en-IN" w:eastAsia="en-IN"/>
+          <w14:ligatures w14:val="none"/>
+        </w:rPr>
+        <w:t xml:space="preserve"> TUS</w:t>
       </w:r>
       <w:r>
         <w:rPr>
@@ -3192,6 +3945,235 @@
       </w:pPr>
     </w:p>
     <w:p/>
+    <w:p/>
+    <w:p/>
+    <w:p/>
+    <w:p/>
+    <w:p/>
+    <w:p/>
+    <w:p/>
+    <w:p>
+      <w:r>
+        <w:t>Master (TR)</w:t>
+      </w:r>
+    </w:p>
+    <w:p>
+      <w:r>
+        <w:t>│</w:t>
+      </w:r>
+    </w:p>
+    <w:p>
+      <w:r>
+        <w:rPr>
+          <w:rFonts w:ascii="Arial" w:hAnsi="Arial" w:cs="Arial"/>
+        </w:rPr>
+        <w:t>├</w:t>
+      </w:r>
+      <w:r>
+        <w:rPr>
+          <w:rFonts w:ascii="Calibri" w:hAnsi="Calibri" w:cs="Calibri"/>
+        </w:rPr>
+        <w:t>──</w:t>
+      </w:r>
+      <w:r>
+        <w:t xml:space="preserve"> Attendance (TR, </w:t>
+      </w:r>
+      <w:proofErr w:type="spellStart"/>
+      <w:r>
+        <w:t>WeekID</w:t>
+      </w:r>
+      <w:proofErr w:type="spellEnd"/>
+      <w:r>
+        <w:t xml:space="preserve">) </w:t>
+      </w:r>
+      <w:r>
+        <w:rPr>
+          <w:rFonts w:ascii="Calibri" w:hAnsi="Calibri" w:cs="Calibri"/>
+        </w:rPr>
+        <w:t>──</w:t>
+      </w:r>
+      <w:r>
+        <w:t xml:space="preserve">&gt; </w:t>
+      </w:r>
+      <w:proofErr w:type="spellStart"/>
+      <w:r>
+        <w:t>AttendanceWeek</w:t>
+      </w:r>
+      <w:proofErr w:type="spellEnd"/>
+      <w:r>
+        <w:t xml:space="preserve"> (</w:t>
+      </w:r>
+      <w:proofErr w:type="spellStart"/>
+      <w:r>
+        <w:t>WeekID</w:t>
+      </w:r>
+      <w:proofErr w:type="spellEnd"/>
+      <w:r>
+        <w:t>, Dates)</w:t>
+      </w:r>
+    </w:p>
+    <w:p>
+      <w:r>
+        <w:t>│</w:t>
+      </w:r>
+    </w:p>
+    <w:p>
+      <w:r>
+        <w:rPr>
+          <w:rFonts w:ascii="Arial" w:hAnsi="Arial" w:cs="Arial"/>
+        </w:rPr>
+        <w:t>├</w:t>
+      </w:r>
+      <w:r>
+        <w:rPr>
+          <w:rFonts w:ascii="Calibri" w:hAnsi="Calibri" w:cs="Calibri"/>
+        </w:rPr>
+        <w:t>──</w:t>
+      </w:r>
+      <w:r>
+        <w:t xml:space="preserve"> </w:t>
+      </w:r>
+      <w:proofErr w:type="spellStart"/>
+      <w:r>
+        <w:t>TrainingPlan</w:t>
+      </w:r>
+      <w:proofErr w:type="spellEnd"/>
+      <w:r>
+        <w:t xml:space="preserve"> (TR)</w:t>
+      </w:r>
+    </w:p>
+    <w:p>
+      <w:r>
+        <w:t>│</w:t>
+      </w:r>
+    </w:p>
+    <w:p>
+      <w:r>
+        <w:rPr>
+          <w:rFonts w:ascii="Arial" w:hAnsi="Arial" w:cs="Arial"/>
+        </w:rPr>
+        <w:t>├</w:t>
+      </w:r>
+      <w:r>
+        <w:rPr>
+          <w:rFonts w:ascii="Calibri" w:hAnsi="Calibri" w:cs="Calibri"/>
+        </w:rPr>
+        <w:t>──</w:t>
+      </w:r>
+      <w:r>
+        <w:t xml:space="preserve"> </w:t>
+      </w:r>
+      <w:proofErr w:type="spellStart"/>
+      <w:r>
+        <w:t>WorkoutPlan</w:t>
+      </w:r>
+      <w:proofErr w:type="spellEnd"/>
+      <w:r>
+        <w:t xml:space="preserve"> (TR, </w:t>
+      </w:r>
+      <w:proofErr w:type="spellStart"/>
+      <w:r>
+        <w:t>WeekID</w:t>
+      </w:r>
+      <w:proofErr w:type="spellEnd"/>
+      <w:r>
+        <w:t xml:space="preserve">) </w:t>
+      </w:r>
+      <w:r>
+        <w:rPr>
+          <w:rFonts w:ascii="Calibri" w:hAnsi="Calibri" w:cs="Calibri"/>
+        </w:rPr>
+        <w:t>──</w:t>
+      </w:r>
+      <w:r>
+        <w:t xml:space="preserve">&gt; </w:t>
+      </w:r>
+      <w:proofErr w:type="spellStart"/>
+      <w:r>
+        <w:t>AttendanceWeek</w:t>
+      </w:r>
+      <w:proofErr w:type="spellEnd"/>
+      <w:r>
+        <w:t xml:space="preserve"> (</w:t>
+      </w:r>
+      <w:proofErr w:type="spellStart"/>
+      <w:r>
+        <w:t>WeekID</w:t>
+      </w:r>
+      <w:proofErr w:type="spellEnd"/>
+      <w:r>
+        <w:t>)</w:t>
+      </w:r>
+    </w:p>
+    <w:p>
+      <w:r>
+        <w:t>│</w:t>
+      </w:r>
+    </w:p>
+    <w:p>
+      <w:r>
+        <w:rPr>
+          <w:rFonts w:ascii="Arial" w:hAnsi="Arial" w:cs="Arial"/>
+        </w:rPr>
+        <w:t>├</w:t>
+      </w:r>
+      <w:r>
+        <w:rPr>
+          <w:rFonts w:ascii="Calibri" w:hAnsi="Calibri" w:cs="Calibri"/>
+        </w:rPr>
+        <w:t>──</w:t>
+      </w:r>
+      <w:r>
+        <w:t xml:space="preserve"> </w:t>
+      </w:r>
+      <w:proofErr w:type="spellStart"/>
+      <w:r>
+        <w:t>TestMaster</w:t>
+      </w:r>
+      <w:proofErr w:type="spellEnd"/>
+      <w:r>
+        <w:t xml:space="preserve"> (TR)</w:t>
+      </w:r>
+    </w:p>
+    <w:p>
+      <w:r>
+        <w:t xml:space="preserve">│    └── </w:t>
+      </w:r>
+      <w:proofErr w:type="spellStart"/>
+      <w:r>
+        <w:t>TestRecords</w:t>
+      </w:r>
+      <w:proofErr w:type="spellEnd"/>
+      <w:r>
+        <w:t xml:space="preserve"> (TR, </w:t>
+      </w:r>
+      <w:proofErr w:type="spellStart"/>
+      <w:r>
+        <w:t>TestLog</w:t>
+      </w:r>
+      <w:proofErr w:type="spellEnd"/>
+      <w:r>
+        <w:t>)</w:t>
+      </w:r>
+    </w:p>
+    <w:p>
+      <w:r>
+        <w:t>│</w:t>
+      </w:r>
+    </w:p>
+    <w:p>
+      <w:r>
+        <w:t xml:space="preserve">└── </w:t>
+      </w:r>
+      <w:proofErr w:type="spellStart"/>
+      <w:r>
+        <w:t>PassBank</w:t>
+      </w:r>
+      <w:proofErr w:type="spellEnd"/>
+      <w:r>
+        <w:t xml:space="preserve"> (Username/Role)   ← for authentication, may map to Master.TR</w:t>
+      </w:r>
+    </w:p>
     <w:sectPr>
       <w:pgSz w:w="11906" w:h="16838"/>
       <w:pgMar w:top="1440" w:right="1440" w:bottom="1440" w:left="1440" w:header="708" w:footer="708" w:gutter="0"/>
